--- a/sentinel-ai-platform/docs/Sentinel_AI_Platform_Guide.docx
+++ b/sentinel-ai-platform/docs/Sentinel_AI_Platform_Guide.docx
@@ -8313,7 +8313,7 @@
         <w:pStyle w:val="Heading1"/>
       </w:pPr>
       <w:r>
-        <w:t xml:space="preserve">10. What to say in the interview</w:t>
+        <w:t xml:space="preserve">10. How to present it in two minutes</w:t>
       </w:r>
     </w:p>
     <w:p>
